--- a/paper/DAME_无脑讲解版.docx
+++ b/paper/DAME_无脑讲解版.docx
@@ -1124,7 +1124,7 @@
         <w:t xml:space="preserve">D</w:t>
       </w:r>
       <w:r>
-        <w:t xml:space="preserve">isentangled</w:t>
+        <w:t xml:space="preserve">ecentralized</w:t>
       </w:r>
       <w:r>
         <w:t xml:space="preserve"> </w:t>
@@ -1137,7 +1137,7 @@
         <w:t xml:space="preserve">A</w:t>
       </w:r>
       <w:r>
-        <w:t xml:space="preserve">ffective</w:t>
+        <w:t xml:space="preserve">qua-like</w:t>
       </w:r>
       <w:r>
         <w:t xml:space="preserve"> </w:t>
@@ -1163,7 +1163,7 @@
         <w:t xml:space="preserve">E</w:t>
       </w:r>
       <w:r>
-        <w:t xml:space="preserve">nsemble </w:t>
+        <w:t xml:space="preserve">ssential-Oriented Architecture </w:t>
       </w:r>
       <w:r>
         <w:rPr>
@@ -1177,34 +1177,78 @@
           <w:b/>
           <w:bCs/>
         </w:rPr>
-        <w:t xml:space="preserve">解耦情感互集合</w:t>
-      </w:r>
-      <w:r>
-        <w:t xml:space="preserve">。</w:t>
-      </w:r>
-      <w:r>
-        <w:rPr>
-          <w:rFonts w:hint="eastAsia"/>
-        </w:rPr>
-        <w:t xml:space="preserve">“解耦”</w:t>
-      </w:r>
-      <w:r>
-        <w:rPr>
-          <w:rFonts w:hint="eastAsia"/>
-        </w:rPr>
-        <w:t xml:space="preserve">指把纠缠在一起的信息拆开；</w:t>
-      </w:r>
-      <w:r>
-        <w:rPr>
-          <w:rFonts w:hint="eastAsia"/>
-        </w:rPr>
-        <w:t xml:space="preserve">“互集合”</w:t>
-      </w:r>
-      <w:r>
-        <w:rPr>
-          <w:rFonts w:hint="eastAsia"/>
-        </w:rPr>
-        <w:t xml:space="preserve">指一群互相帮助的小模型组成一个集体。它有两个标志性机制，每个机制都背着一条可以被实验检验的”军令状”：</w:t>
+        <w:t xml:space="preserve">去中心化类水互助本质导向架构</w:t>
+      </w:r>
+      <w:r>
+        <w:rPr>
+          <w:rFonts w:hint="eastAsia"/>
+        </w:rPr>
+        <w:t xml:space="preserve">。名字本身就是设计说明：</w:t>
+      </w:r>
+      <w:r>
+        <w:rPr>
+          <w:rFonts w:hint="eastAsia"/>
+          <w:b/>
+          <w:bCs/>
+        </w:rPr>
+        <w:t xml:space="preserve">去中心化</w:t>
+      </w:r>
+      <w:r>
+        <w:rPr>
+          <w:rFonts w:hint="eastAsia"/>
+        </w:rPr>
+        <w:t xml:space="preserve">指没有总控模块，12</w:t>
+      </w:r>
+      <w:r>
+        <w:t xml:space="preserve"> </w:t>
+      </w:r>
+      <w:r>
+        <w:rPr>
+          <w:rFonts w:hint="eastAsia"/>
+        </w:rPr>
+        <w:t xml:space="preserve">个脑区专家各管一片再协商；</w:t>
+      </w:r>
+      <w:r>
+        <w:rPr>
+          <w:rFonts w:hint="eastAsia"/>
+          <w:b/>
+          <w:bCs/>
+        </w:rPr>
+        <w:t xml:space="preserve">类水</w:t>
+      </w:r>
+      <w:r>
+        <w:rPr>
+          <w:rFonts w:hint="eastAsia"/>
+        </w:rPr>
+        <w:t xml:space="preserve">指水循环那种蒸发、降雨、回流的提纯过程；</w:t>
+      </w:r>
+      <w:r>
+        <w:rPr>
+          <w:rFonts w:hint="eastAsia"/>
+          <w:b/>
+          <w:bCs/>
+        </w:rPr>
+        <w:t xml:space="preserve">互助</w:t>
+      </w:r>
+      <w:r>
+        <w:rPr>
+          <w:rFonts w:hint="eastAsia"/>
+        </w:rPr>
+        <w:t xml:space="preserve">指专家们互相帮助而不是竞争；</w:t>
+      </w:r>
+      <w:r>
+        <w:rPr>
+          <w:rFonts w:hint="eastAsia"/>
+          <w:b/>
+          <w:bCs/>
+        </w:rPr>
+        <w:t xml:space="preserve">本质导向</w:t>
+      </w:r>
+      <w:r>
+        <w:rPr>
+          <w:rFonts w:hint="eastAsia"/>
+        </w:rPr>
+        <w:t xml:space="preserve">指整个模型围着”本质”（essence）这个压缩表示转。它有两个标志性机制，每个机制都背着一条可以被实验检验的”军令状”：</w:t>
       </w:r>
     </w:p>
     <w:p>

--- a/paper/DAME_无脑讲解版.docx
+++ b/paper/DAME_无脑讲解版.docx
@@ -39147,16 +39147,7 @@
         <w:rPr>
           <w:rFonts w:hint="eastAsia"/>
         </w:rPr>
-        <w:t xml:space="preserve">里猜场，最好成绩就是”永远猜最常出现的那个场”（多数类先验）。由</w:t>
-      </w:r>
-      <w:r>
-        <w:t xml:space="preserve"> Fano </w:t>
-      </w:r>
-      <w:r>
-        <w:rPr>
-          <w:rFonts w:hint="eastAsia"/>
-        </w:rPr>
-        <w:t xml:space="preserve">不等式，完全不变性下</w:t>
+        <w:t xml:space="preserve">里猜场，最好成绩就是”永远猜最常出现的那个场”（多数类先验）。由不变性条件本身，完全不变性下</w:t>
       </w:r>
       <w:r>
         <w:t xml:space="preserve"> </w:t>

--- a/paper/DAME_无脑讲解版.docx
+++ b/paper/DAME_无脑讲解版.docx
@@ -678,7 +678,7 @@
         <w:t xml:space="preserve">的”口音”。近年的顶级系统用这招把精度做到了</w:t>
       </w:r>
       <w:r>
-        <w:t xml:space="preserve"> 72.6%–82.8%。</w:t>
+        <w:t xml:space="preserve"> 72.6%–88.2%。</w:t>
       </w:r>
     </w:p>
     <w:p>
@@ -30222,7 +30222,7 @@
         <w:rPr>
           <w:rFonts w:hint="eastAsia"/>
         </w:rPr>
-        <w:t xml:space="preserve">72.6–82.8%，但那些系统</w:t>
+        <w:t xml:space="preserve">72.6–88.2%，但那些系统</w:t>
       </w:r>
       <w:r>
         <w:rPr>
